--- a/briefings/线口监测午报-2026-10-19.docx
+++ b/briefings/线口监测午报-2026-10-19.docx
@@ -22,7 +22,7 @@
           <w:color w:val="888888"/>
           <w:sz w:val="18"/>
         </w:rPr>
-        <w:t>监测窗口:近48小时 | 生成时间:2026-10-19 12:46</w:t>
+        <w:t>监测窗口:近48小时 | 生成时间:2026-10-19 14:14</w:t>
       </w:r>
     </w:p>
     <w:p>
@@ -70,6 +70,57 @@
           <w:color w:val="888888"/>
           <w:sz w:val="24"/>
         </w:rPr>
+        <w:t>研究发现：AI 可篡改人类记忆，植入从未发生的虚假事件</w:t>
+      </w:r>
+    </w:p>
+    <w:p>
+      <w:r>
+        <w:rPr>
+          <w:rFonts w:ascii="Times New Roman" w:hAnsi="Times New Roman" w:eastAsia="宋体"/>
+          <w:color w:val="888888"/>
+          <w:sz w:val="18"/>
+        </w:rPr>
+        <w:t>来源:IT之家 | 时间:10-19 13:08</w:t>
+      </w:r>
+    </w:p>
+    <w:p>
+      <w:r>
+        <w:rPr>
+          <w:rFonts w:ascii="Times New Roman" w:hAnsi="Times New Roman" w:eastAsia="宋体"/>
+          <w:sz w:val="18"/>
+        </w:rPr>
+        <w:t>链接:</w:t>
+      </w:r>
+      <w:hyperlink r:id="rId9">
+        <w:r>
+          <w:rPr>
+            <w:color w:val="0563C1"/>
+            <w:u w:val="single"/>
+          </w:rPr>
+          <w:t>研究发现：AI 可篡改人类记忆，植入从未发生的虚假事件</w:t>
+        </w:r>
+      </w:hyperlink>
+    </w:p>
+    <w:p>
+      <w:pPr>
+        <w:pStyle w:val="Heading3"/>
+      </w:pPr>
+      <w:r>
+        <w:rPr>
+          <w:rFonts w:ascii="Times New Roman" w:hAnsi="Times New Roman" w:eastAsia="黑体"/>
+          <w:b w:val="0"/>
+          <w:color w:val="888888"/>
+          <w:sz w:val="24"/>
+        </w:rPr>
+        <w:t>【C级·参考】</w:t>
+      </w:r>
+      <w:r>
+        <w:rPr>
+          <w:rFonts w:ascii="Times New Roman" w:hAnsi="Times New Roman" w:eastAsia="黑体"/>
+          <w:b w:val="0"/>
+          <w:color w:val="888888"/>
+          <w:sz w:val="24"/>
+        </w:rPr>
         <w:t>AI 公司 HUMXN 免费上门修水电、通管道，只为录像收集数据训练 AI 机器人</w:t>
       </w:r>
     </w:p>
@@ -91,7 +142,7 @@
         </w:rPr>
         <w:t>链接:</w:t>
       </w:r>
-      <w:hyperlink r:id="rId9">
+      <w:hyperlink r:id="rId10">
         <w:r>
           <w:rPr>
             <w:color w:val="0563C1"/>
@@ -142,7 +193,7 @@
         </w:rPr>
         <w:t>链接:</w:t>
       </w:r>
-      <w:hyperlink r:id="rId10">
+      <w:hyperlink r:id="rId11">
         <w:r>
           <w:rPr>
             <w:color w:val="0563C1"/>
@@ -193,7 +244,7 @@
         </w:rPr>
         <w:t>链接:</w:t>
       </w:r>
-      <w:hyperlink r:id="rId11">
+      <w:hyperlink r:id="rId12">
         <w:r>
           <w:rPr>
             <w:color w:val="0563C1"/>
@@ -244,7 +295,7 @@
         </w:rPr>
         <w:t>链接:</w:t>
       </w:r>
-      <w:hyperlink r:id="rId12">
+      <w:hyperlink r:id="rId13">
         <w:r>
           <w:rPr>
             <w:color w:val="0563C1"/>
@@ -295,7 +346,7 @@
         </w:rPr>
         <w:t>链接:</w:t>
       </w:r>
-      <w:hyperlink r:id="rId13">
+      <w:hyperlink r:id="rId14">
         <w:r>
           <w:rPr>
             <w:color w:val="0563C1"/>
@@ -346,7 +397,7 @@
         </w:rPr>
         <w:t>链接:</w:t>
       </w:r>
-      <w:hyperlink r:id="rId14">
+      <w:hyperlink r:id="rId15">
         <w:r>
           <w:rPr>
             <w:color w:val="0563C1"/>
@@ -397,7 +448,7 @@
         </w:rPr>
         <w:t>链接:</w:t>
       </w:r>
-      <w:hyperlink r:id="rId15">
+      <w:hyperlink r:id="rId16">
         <w:r>
           <w:rPr>
             <w:color w:val="0563C1"/>
@@ -448,115 +499,13 @@
         </w:rPr>
         <w:t>链接:</w:t>
       </w:r>
-      <w:hyperlink r:id="rId16">
+      <w:hyperlink r:id="rId17">
         <w:r>
           <w:rPr>
             <w:color w:val="0563C1"/>
             <w:u w:val="single"/>
           </w:rPr>
           <w:t>“货轮在霍尔木兹海峡起火沉没，海面漂满 iPhone”视频系 AI 编造</w:t>
-        </w:r>
-      </w:hyperlink>
-    </w:p>
-    <w:p>
-      <w:pPr>
-        <w:pStyle w:val="Heading3"/>
-      </w:pPr>
-      <w:r>
-        <w:rPr>
-          <w:rFonts w:ascii="Times New Roman" w:hAnsi="Times New Roman" w:eastAsia="黑体"/>
-          <w:b w:val="0"/>
-          <w:color w:val="888888"/>
-          <w:sz w:val="24"/>
-        </w:rPr>
-        <w:t>【C级·参考】</w:t>
-      </w:r>
-      <w:r>
-        <w:rPr>
-          <w:rFonts w:ascii="Times New Roman" w:hAnsi="Times New Roman" w:eastAsia="黑体"/>
-          <w:b w:val="0"/>
-          <w:color w:val="888888"/>
-          <w:sz w:val="24"/>
-        </w:rPr>
-        <w:t>应对 AI 风险，Anthropic 向外部 AI 监督机构开放类员工访问权限</w:t>
-      </w:r>
-    </w:p>
-    <w:p>
-      <w:r>
-        <w:rPr>
-          <w:rFonts w:ascii="Times New Roman" w:hAnsi="Times New Roman" w:eastAsia="宋体"/>
-          <w:color w:val="888888"/>
-          <w:sz w:val="18"/>
-        </w:rPr>
-        <w:t>来源:IT之家 | 时间:10-19 09:14</w:t>
-      </w:r>
-    </w:p>
-    <w:p>
-      <w:r>
-        <w:rPr>
-          <w:rFonts w:ascii="Times New Roman" w:hAnsi="Times New Roman" w:eastAsia="宋体"/>
-          <w:sz w:val="18"/>
-        </w:rPr>
-        <w:t>链接:</w:t>
-      </w:r>
-      <w:hyperlink r:id="rId17">
-        <w:r>
-          <w:rPr>
-            <w:color w:val="0563C1"/>
-            <w:u w:val="single"/>
-          </w:rPr>
-          <w:t>应对 AI 风险，Anthropic 向外部 AI 监督机构开放类员工访问权限</w:t>
-        </w:r>
-      </w:hyperlink>
-    </w:p>
-    <w:p>
-      <w:pPr>
-        <w:pStyle w:val="Heading3"/>
-      </w:pPr>
-      <w:r>
-        <w:rPr>
-          <w:rFonts w:ascii="Times New Roman" w:hAnsi="Times New Roman" w:eastAsia="黑体"/>
-          <w:b w:val="0"/>
-          <w:color w:val="888888"/>
-          <w:sz w:val="24"/>
-        </w:rPr>
-        <w:t>【C级·参考】</w:t>
-      </w:r>
-      <w:r>
-        <w:rPr>
-          <w:rFonts w:ascii="Times New Roman" w:hAnsi="Times New Roman" w:eastAsia="黑体"/>
-          <w:b w:val="0"/>
-          <w:color w:val="888888"/>
-          <w:sz w:val="24"/>
-        </w:rPr>
-        <w:t>王腾官宣 ISHO 首场发布会：今日宜休 AI 睡眠科技生态产品发布会定档 10 月 29 日</w:t>
-      </w:r>
-    </w:p>
-    <w:p>
-      <w:r>
-        <w:rPr>
-          <w:rFonts w:ascii="Times New Roman" w:hAnsi="Times New Roman" w:eastAsia="宋体"/>
-          <w:color w:val="888888"/>
-          <w:sz w:val="18"/>
-        </w:rPr>
-        <w:t>来源:IT之家 | 时间:10-19 09:12</w:t>
-      </w:r>
-    </w:p>
-    <w:p>
-      <w:r>
-        <w:rPr>
-          <w:rFonts w:ascii="Times New Roman" w:hAnsi="Times New Roman" w:eastAsia="宋体"/>
-          <w:sz w:val="18"/>
-        </w:rPr>
-        <w:t>链接:</w:t>
-      </w:r>
-      <w:hyperlink r:id="rId18">
-        <w:r>
-          <w:rPr>
-            <w:color w:val="0563C1"/>
-            <w:u w:val="single"/>
-          </w:rPr>
-          <w:t>王腾官宣 ISHO 首场发布会：今日宜休 AI 睡眠科技生态产品发布会定档 10 月 29 日</w:t>
         </w:r>
       </w:hyperlink>
     </w:p>
@@ -601,7 +550,7 @@
         </w:rPr>
         <w:t>链接:</w:t>
       </w:r>
-      <w:hyperlink r:id="rId19">
+      <w:hyperlink r:id="rId18">
         <w:r>
           <w:rPr>
             <w:color w:val="0563C1"/>
@@ -652,7 +601,7 @@
         </w:rPr>
         <w:t>链接:</w:t>
       </w:r>
-      <w:hyperlink r:id="rId20">
+      <w:hyperlink r:id="rId19">
         <w:r>
           <w:rPr>
             <w:color w:val="0563C1"/>
@@ -703,7 +652,7 @@
         </w:rPr>
         <w:t>链接:</w:t>
       </w:r>
-      <w:hyperlink r:id="rId21">
+      <w:hyperlink r:id="rId20">
         <w:r>
           <w:rPr>
             <w:color w:val="0563C1"/>
@@ -754,7 +703,7 @@
         </w:rPr>
         <w:t>链接:</w:t>
       </w:r>
-      <w:hyperlink r:id="rId22">
+      <w:hyperlink r:id="rId21">
         <w:r>
           <w:rPr>
             <w:color w:val="0563C1"/>
@@ -805,13 +754,64 @@
         </w:rPr>
         <w:t>链接:</w:t>
       </w:r>
+      <w:hyperlink r:id="rId22">
+        <w:r>
+          <w:rPr>
+            <w:color w:val="0563C1"/>
+            <w:u w:val="single"/>
+          </w:rPr>
+          <w:t>千问华南首店落地白鹅潭 多场景体验引发打卡热潮 瞄准全龄刚需 AI眼镜加速走进日常</w:t>
+        </w:r>
+      </w:hyperlink>
+    </w:p>
+    <w:p>
+      <w:pPr>
+        <w:pStyle w:val="Heading3"/>
+      </w:pPr>
+      <w:r>
+        <w:rPr>
+          <w:rFonts w:ascii="Times New Roman" w:hAnsi="Times New Roman" w:eastAsia="黑体"/>
+          <w:b w:val="0"/>
+          <w:color w:val="888888"/>
+          <w:sz w:val="24"/>
+        </w:rPr>
+        <w:t>【C级·参考】</w:t>
+      </w:r>
+      <w:r>
+        <w:rPr>
+          <w:rFonts w:ascii="Times New Roman" w:hAnsi="Times New Roman" w:eastAsia="黑体"/>
+          <w:b w:val="0"/>
+          <w:color w:val="888888"/>
+          <w:sz w:val="24"/>
+        </w:rPr>
+        <w:t>从“极客玩具”到大众消费品，AI眼镜距离实用还有多远？</w:t>
+      </w:r>
+    </w:p>
+    <w:p>
+      <w:r>
+        <w:rPr>
+          <w:rFonts w:ascii="Times New Roman" w:hAnsi="Times New Roman" w:eastAsia="宋体"/>
+          <w:color w:val="888888"/>
+          <w:sz w:val="18"/>
+        </w:rPr>
+        <w:t>来源:Bing新闻 | 时间:10-17 20:01</w:t>
+      </w:r>
+    </w:p>
+    <w:p>
+      <w:r>
+        <w:rPr>
+          <w:rFonts w:ascii="Times New Roman" w:hAnsi="Times New Roman" w:eastAsia="宋体"/>
+          <w:sz w:val="18"/>
+        </w:rPr>
+        <w:t>链接:</w:t>
+      </w:r>
       <w:hyperlink r:id="rId23">
         <w:r>
           <w:rPr>
             <w:color w:val="0563C1"/>
             <w:u w:val="single"/>
           </w:rPr>
-          <w:t>千问华南首店落地白鹅潭 多场景体验引发打卡热潮 瞄准全龄刚需 AI眼镜加速走进日常</w:t>
+          <w:t>从“极客玩具”到大众消费品，AI眼镜距离实用还有多远？</w:t>
         </w:r>
       </w:hyperlink>
     </w:p>
@@ -826,6 +826,57 @@
         </w:rPr>
         <w:t>机器人/AI硬件</w:t>
       </w:r>
+    </w:p>
+    <w:p>
+      <w:pPr>
+        <w:pStyle w:val="Heading3"/>
+      </w:pPr>
+      <w:r>
+        <w:rPr>
+          <w:rFonts w:ascii="Times New Roman" w:hAnsi="Times New Roman" w:eastAsia="黑体"/>
+          <w:b w:val="0"/>
+          <w:color w:val="888888"/>
+          <w:sz w:val="24"/>
+        </w:rPr>
+        <w:t>【C级·参考】</w:t>
+      </w:r>
+      <w:r>
+        <w:rPr>
+          <w:rFonts w:ascii="Times New Roman" w:hAnsi="Times New Roman" w:eastAsia="黑体"/>
+          <w:b w:val="0"/>
+          <w:color w:val="888888"/>
+          <w:sz w:val="24"/>
+        </w:rPr>
+        <w:t>因阻拦配送机器人，美国费城一女子被警方逮捕</w:t>
+      </w:r>
+    </w:p>
+    <w:p>
+      <w:r>
+        <w:rPr>
+          <w:rFonts w:ascii="Times New Roman" w:hAnsi="Times New Roman" w:eastAsia="宋体"/>
+          <w:color w:val="888888"/>
+          <w:sz w:val="18"/>
+        </w:rPr>
+        <w:t>来源:IT之家 | 时间:10-19 12:51</w:t>
+      </w:r>
+    </w:p>
+    <w:p>
+      <w:r>
+        <w:rPr>
+          <w:rFonts w:ascii="Times New Roman" w:hAnsi="Times New Roman" w:eastAsia="宋体"/>
+          <w:sz w:val="18"/>
+        </w:rPr>
+        <w:t>链接:</w:t>
+      </w:r>
+      <w:hyperlink r:id="rId24">
+        <w:r>
+          <w:rPr>
+            <w:color w:val="0563C1"/>
+            <w:u w:val="single"/>
+          </w:rPr>
+          <w:t>因阻拦配送机器人，美国费城一女子被警方逮捕</w:t>
+        </w:r>
+      </w:hyperlink>
     </w:p>
     <w:p>
       <w:pPr>
@@ -868,7 +919,7 @@
         </w:rPr>
         <w:t>链接:</w:t>
       </w:r>
-      <w:hyperlink r:id="rId24">
+      <w:hyperlink r:id="rId25">
         <w:r>
           <w:rPr>
             <w:color w:val="0563C1"/>
@@ -919,7 +970,7 @@
         </w:rPr>
         <w:t>链接:</w:t>
       </w:r>
-      <w:hyperlink r:id="rId25">
+      <w:hyperlink r:id="rId26">
         <w:r>
           <w:rPr>
             <w:color w:val="0563C1"/>
@@ -970,115 +1021,13 @@
         </w:rPr>
         <w:t>链接:</w:t>
       </w:r>
-      <w:hyperlink r:id="rId26">
+      <w:hyperlink r:id="rId27">
         <w:r>
           <w:rPr>
             <w:color w:val="0563C1"/>
             <w:u w:val="single"/>
           </w:rPr>
           <w:t>马斯克：Optimus 人形机器人和 Cybercab 将构成特斯拉绝大部分价值</w:t>
-        </w:r>
-      </w:hyperlink>
-    </w:p>
-    <w:p>
-      <w:pPr>
-        <w:pStyle w:val="Heading3"/>
-      </w:pPr>
-      <w:r>
-        <w:rPr>
-          <w:rFonts w:ascii="Times New Roman" w:hAnsi="Times New Roman" w:eastAsia="黑体"/>
-          <w:b w:val="0"/>
-          <w:color w:val="888888"/>
-          <w:sz w:val="24"/>
-        </w:rPr>
-        <w:t>【C级·参考】</w:t>
-      </w:r>
-      <w:r>
-        <w:rPr>
-          <w:rFonts w:ascii="Times New Roman" w:hAnsi="Times New Roman" w:eastAsia="黑体"/>
-          <w:b w:val="0"/>
-          <w:color w:val="888888"/>
-          <w:sz w:val="24"/>
-        </w:rPr>
-        <w:t>三部门组织开展 2026 年“孝老爱老购物季”活动，引导电商平台搭建线上适老产品虚拟展厅、加快智能护理机器人迭代升级</w:t>
-      </w:r>
-    </w:p>
-    <w:p>
-      <w:r>
-        <w:rPr>
-          <w:rFonts w:ascii="Times New Roman" w:hAnsi="Times New Roman" w:eastAsia="宋体"/>
-          <w:color w:val="888888"/>
-          <w:sz w:val="18"/>
-        </w:rPr>
-        <w:t>来源:IT之家 | 时间:10-19 09:32</w:t>
-      </w:r>
-    </w:p>
-    <w:p>
-      <w:r>
-        <w:rPr>
-          <w:rFonts w:ascii="Times New Roman" w:hAnsi="Times New Roman" w:eastAsia="宋体"/>
-          <w:sz w:val="18"/>
-        </w:rPr>
-        <w:t>链接:</w:t>
-      </w:r>
-      <w:hyperlink r:id="rId27">
-        <w:r>
-          <w:rPr>
-            <w:color w:val="0563C1"/>
-            <w:u w:val="single"/>
-          </w:rPr>
-          <w:t>三部门组织开展 2026 年“孝老爱老购物季”活动，引导电商平台搭建线上适老产品虚拟展厅、加快智能护理机器人迭代升级</w:t>
-        </w:r>
-      </w:hyperlink>
-    </w:p>
-    <w:p>
-      <w:pPr>
-        <w:pStyle w:val="Heading3"/>
-      </w:pPr>
-      <w:r>
-        <w:rPr>
-          <w:rFonts w:ascii="Times New Roman" w:hAnsi="Times New Roman" w:eastAsia="黑体"/>
-          <w:b w:val="0"/>
-          <w:color w:val="888888"/>
-          <w:sz w:val="24"/>
-        </w:rPr>
-        <w:t>【C级·参考】</w:t>
-      </w:r>
-      <w:r>
-        <w:rPr>
-          <w:rFonts w:ascii="Times New Roman" w:hAnsi="Times New Roman" w:eastAsia="黑体"/>
-          <w:b w:val="0"/>
-          <w:color w:val="888888"/>
-          <w:sz w:val="24"/>
-        </w:rPr>
-        <w:t>杭州具身大脑创企格物通智融资近亿元，多家国资出手投资</w:t>
-      </w:r>
-    </w:p>
-    <w:p>
-      <w:r>
-        <w:rPr>
-          <w:rFonts w:ascii="Times New Roman" w:hAnsi="Times New Roman" w:eastAsia="宋体"/>
-          <w:color w:val="888888"/>
-          <w:sz w:val="18"/>
-        </w:rPr>
-        <w:t>来源:IT之家 | 时间:10-19 09:19</w:t>
-      </w:r>
-    </w:p>
-    <w:p>
-      <w:r>
-        <w:rPr>
-          <w:rFonts w:ascii="Times New Roman" w:hAnsi="Times New Roman" w:eastAsia="宋体"/>
-          <w:sz w:val="18"/>
-        </w:rPr>
-        <w:t>链接:</w:t>
-      </w:r>
-      <w:hyperlink r:id="rId28">
-        <w:r>
-          <w:rPr>
-            <w:color w:val="0563C1"/>
-            <w:u w:val="single"/>
-          </w:rPr>
-          <w:t>杭州具身大脑创企格物通智融资近亿元，多家国资出手投资</w:t>
         </w:r>
       </w:hyperlink>
     </w:p>
@@ -1152,7 +1101,7 @@
         </w:rPr>
         <w:t>链接:</w:t>
       </w:r>
-      <w:hyperlink r:id="rId29">
+      <w:hyperlink r:id="rId28">
         <w:r>
           <w:rPr>
             <w:color w:val="0563C1"/>
@@ -1173,6 +1122,57 @@
         </w:rPr>
         <w:t>游戏/电竞/平台公司</w:t>
       </w:r>
+    </w:p>
+    <w:p>
+      <w:pPr>
+        <w:pStyle w:val="Heading3"/>
+      </w:pPr>
+      <w:r>
+        <w:rPr>
+          <w:rFonts w:ascii="Times New Roman" w:hAnsi="Times New Roman" w:eastAsia="黑体"/>
+          <w:b w:val="0"/>
+          <w:color w:val="888888"/>
+          <w:sz w:val="24"/>
+        </w:rPr>
+        <w:t>【C级·参考】</w:t>
+      </w:r>
+      <w:r>
+        <w:rPr>
+          <w:rFonts w:ascii="Times New Roman" w:hAnsi="Times New Roman" w:eastAsia="黑体"/>
+          <w:b w:val="0"/>
+          <w:color w:val="888888"/>
+          <w:sz w:val="24"/>
+        </w:rPr>
+        <w:t>Secretlab 推出 2026《英雄联盟》全球总决赛主舞台同款 TITAN Evo 电竞椅</w:t>
+      </w:r>
+    </w:p>
+    <w:p>
+      <w:r>
+        <w:rPr>
+          <w:rFonts w:ascii="Times New Roman" w:hAnsi="Times New Roman" w:eastAsia="宋体"/>
+          <w:color w:val="888888"/>
+          <w:sz w:val="18"/>
+        </w:rPr>
+        <w:t>来源:IT之家 | 时间:10-19 13:35</w:t>
+      </w:r>
+    </w:p>
+    <w:p>
+      <w:r>
+        <w:rPr>
+          <w:rFonts w:ascii="Times New Roman" w:hAnsi="Times New Roman" w:eastAsia="宋体"/>
+          <w:sz w:val="18"/>
+        </w:rPr>
+        <w:t>链接:</w:t>
+      </w:r>
+      <w:hyperlink r:id="rId29">
+        <w:r>
+          <w:rPr>
+            <w:color w:val="0563C1"/>
+            <w:u w:val="single"/>
+          </w:rPr>
+          <w:t>Secretlab 推出 2026《英雄联盟》全球总决赛主舞台同款 TITAN Evo 电竞椅</w:t>
+        </w:r>
+      </w:hyperlink>
     </w:p>
     <w:p>
       <w:pPr>
@@ -1563,7 +1563,7 @@
           <w:color w:val="888888"/>
           <w:sz w:val="24"/>
         </w:rPr>
-        <w:t>理想李想：汽车主机厂深入研究电池核心技术，是有利于行业发展和消费者利益的</w:t>
+        <w:t>Power Day 理想汽车电动技术发布会定档，李想称深入研究电池核心技术有利于行业发展和消费者</w:t>
       </w:r>
     </w:p>
     <w:p>
@@ -1590,7 +1590,7 @@
             <w:color w:val="0563C1"/>
             <w:u w:val="single"/>
           </w:rPr>
-          <w:t>理想李想：汽车主机厂深入研究电池核心技术，是有利于行业发展和消费者利益的</w:t>
+          <w:t>Power Day 理想汽车电动技术发布会定档，李想称深入研究电池核心技术有利于行业发展和消费者</w:t>
         </w:r>
       </w:hyperlink>
     </w:p>
@@ -1671,7 +1671,7 @@
           <w:rFonts w:ascii="Times New Roman" w:hAnsi="Times New Roman" w:eastAsia="宋体"/>
           <w:sz w:val="18"/>
         </w:rPr>
-        <w:t>IT之家(60)、GameLook(7)、HackerNews(6)、Bing新闻(5)</w:t>
+        <w:t>IT之家(60)、GameLook(7)、HackerNews(5)、Bing新闻(5)</w:t>
       </w:r>
     </w:p>
     <w:p>

--- a/briefings/线口监测午报-2026-10-19.docx
+++ b/briefings/线口监测午报-2026-10-19.docx
@@ -22,7 +22,7 @@
           <w:color w:val="888888"/>
           <w:sz w:val="18"/>
         </w:rPr>
-        <w:t>监测窗口:近48小时 | 生成时间:2026-10-19 14:14</w:t>
+        <w:t>监测窗口:近48小时 | 生成时间:2026-10-19 22:36</w:t>
       </w:r>
     </w:p>
     <w:p>
@@ -70,7 +70,7 @@
           <w:color w:val="888888"/>
           <w:sz w:val="24"/>
         </w:rPr>
-        <w:t>研究发现：AI 可篡改人类记忆，植入从未发生的虚假事件</w:t>
+        <w:t>古尔曼：苹果正研发室内摄像头，依靠 AI 分析环境</w:t>
       </w:r>
     </w:p>
     <w:p>
@@ -80,7 +80,7 @@
           <w:color w:val="888888"/>
           <w:sz w:val="18"/>
         </w:rPr>
-        <w:t>来源:IT之家 | 时间:10-19 13:08</w:t>
+        <w:t>来源:IT之家 | 时间:10-19 21:39</w:t>
       </w:r>
     </w:p>
     <w:p>
@@ -97,7 +97,7 @@
             <w:color w:val="0563C1"/>
             <w:u w:val="single"/>
           </w:rPr>
-          <w:t>研究发现：AI 可篡改人类记忆，植入从未发生的虚假事件</w:t>
+          <w:t>古尔曼：苹果正研发室内摄像头，依靠 AI 分析环境</w:t>
         </w:r>
       </w:hyperlink>
     </w:p>
@@ -121,7 +121,7 @@
           <w:color w:val="888888"/>
           <w:sz w:val="24"/>
         </w:rPr>
-        <w:t>AI 公司 HUMXN 免费上门修水电、通管道，只为录像收集数据训练 AI 机器人</w:t>
+        <w:t>Harness Engineering 101: The LLM is the brain, the harness is the body</w:t>
       </w:r>
     </w:p>
     <w:p>
@@ -131,7 +131,7 @@
           <w:color w:val="888888"/>
           <w:sz w:val="18"/>
         </w:rPr>
-        <w:t>来源:IT之家 | 时间:10-19 12:11</w:t>
+        <w:t>来源:Hacker News | 时间:10-19 20:07</w:t>
       </w:r>
     </w:p>
     <w:p>
@@ -148,7 +148,7 @@
             <w:color w:val="0563C1"/>
             <w:u w:val="single"/>
           </w:rPr>
-          <w:t>AI 公司 HUMXN 免费上门修水电、通管道，只为录像收集数据训练 AI 机器人</w:t>
+          <w:t>Harness Engineering 101: The LLM is the brain, the harness is the body</w:t>
         </w:r>
       </w:hyperlink>
     </w:p>
@@ -172,7 +172,7 @@
           <w:color w:val="888888"/>
           <w:sz w:val="24"/>
         </w:rPr>
-        <w:t>山姆投诉举报恶意攻击及 AI 虚假营销信息：部分账号编造“山姆下架好物”引流牟利</w:t>
+        <w:t>AMD 锐龙 AI 7 HX 455 处理器曝光：8 核 CPU，16CU GPU</w:t>
       </w:r>
     </w:p>
     <w:p>
@@ -182,7 +182,7 @@
           <w:color w:val="888888"/>
           <w:sz w:val="18"/>
         </w:rPr>
-        <w:t>来源:IT之家 | 时间:10-19 11:58</w:t>
+        <w:t>来源:IT之家 | 时间:10-19 19:37</w:t>
       </w:r>
     </w:p>
     <w:p>
@@ -199,7 +199,7 @@
             <w:color w:val="0563C1"/>
             <w:u w:val="single"/>
           </w:rPr>
-          <w:t>山姆投诉举报恶意攻击及 AI 虚假营销信息：部分账号编造“山姆下架好物”引流牟利</w:t>
+          <w:t>AMD 锐龙 AI 7 HX 455 处理器曝光：8 核 CPU，16CU GPU</w:t>
         </w:r>
       </w:hyperlink>
     </w:p>
@@ -223,7 +223,7 @@
           <w:color w:val="888888"/>
           <w:sz w:val="24"/>
         </w:rPr>
-        <w:t>六小龄童谈孙悟空、林黛玉 AI 魔改“圣黛 CP”：创意很好玩，但改编不能逾越政策法规和观众红线</w:t>
+        <w:t>苹果收购 AI 音频编辑公司 Samplab，有望为 Logic Pro 引入更精细的音频编辑功能</w:t>
       </w:r>
     </w:p>
     <w:p>
@@ -233,7 +233,7 @@
           <w:color w:val="888888"/>
           <w:sz w:val="18"/>
         </w:rPr>
-        <w:t>来源:IT之家 | 时间:10-19 11:57</w:t>
+        <w:t>来源:IT之家 | 时间:10-19 19:35</w:t>
       </w:r>
     </w:p>
     <w:p>
@@ -250,7 +250,7 @@
             <w:color w:val="0563C1"/>
             <w:u w:val="single"/>
           </w:rPr>
-          <w:t>六小龄童谈孙悟空、林黛玉 AI 魔改“圣黛 CP”：创意很好玩，但改编不能逾越政策法规和观众红线</w:t>
+          <w:t>苹果收购 AI 音频编辑公司 Samplab，有望为 Logic Pro 引入更精细的音频编辑功能</w:t>
         </w:r>
       </w:hyperlink>
     </w:p>
@@ -274,7 +274,7 @@
           <w:color w:val="888888"/>
           <w:sz w:val="24"/>
         </w:rPr>
-        <w:t>研究人员开发 AI 系统：可通过 Wi‑Fi 信号识别隐藏手枪</w:t>
+        <w:t>Let's Encrypt is adding two additional remote perspectives for domain validation</w:t>
       </w:r>
     </w:p>
     <w:p>
@@ -284,7 +284,7 @@
           <w:color w:val="888888"/>
           <w:sz w:val="18"/>
         </w:rPr>
-        <w:t>来源:IT之家 | 时间:10-19 11:32</w:t>
+        <w:t>来源:Hacker News | 时间:10-19 18:53</w:t>
       </w:r>
     </w:p>
     <w:p>
@@ -301,7 +301,7 @@
             <w:color w:val="0563C1"/>
             <w:u w:val="single"/>
           </w:rPr>
-          <w:t>研究人员开发 AI 系统：可通过 Wi‑Fi 信号识别隐藏手枪</w:t>
+          <w:t>Let's Encrypt is adding two additional remote perspectives for domain validation</w:t>
         </w:r>
       </w:hyperlink>
     </w:p>
@@ -325,7 +325,7 @@
           <w:color w:val="888888"/>
           <w:sz w:val="24"/>
         </w:rPr>
-        <w:t>豆包刘星回应“国内超一半算力在造爽剧”：字节总算力中，只有约 10% 用于视频生成模型的训练和推理</w:t>
+        <w:t>国产 AI 历史模拟新游《崇祯模拟器 Demo》上架 Steam，免费试玩</w:t>
       </w:r>
     </w:p>
     <w:p>
@@ -335,7 +335,7 @@
           <w:color w:val="888888"/>
           <w:sz w:val="18"/>
         </w:rPr>
-        <w:t>来源:IT之家 | 时间:10-19 11:30</w:t>
+        <w:t>来源:IT之家 | 时间:10-19 18:13</w:t>
       </w:r>
     </w:p>
     <w:p>
@@ -352,7 +352,109 @@
             <w:color w:val="0563C1"/>
             <w:u w:val="single"/>
           </w:rPr>
-          <w:t>豆包刘星回应“国内超一半算力在造爽剧”：字节总算力中，只有约 10% 用于视频生成模型的训练和推理</w:t>
+          <w:t>国产 AI 历史模拟新游《崇祯模拟器 Demo》上架 Steam，免费试玩</w:t>
+        </w:r>
+      </w:hyperlink>
+    </w:p>
+    <w:p>
+      <w:pPr>
+        <w:pStyle w:val="Heading3"/>
+      </w:pPr>
+      <w:r>
+        <w:rPr>
+          <w:rFonts w:ascii="Times New Roman" w:hAnsi="Times New Roman" w:eastAsia="黑体"/>
+          <w:b w:val="0"/>
+          <w:color w:val="888888"/>
+          <w:sz w:val="24"/>
+        </w:rPr>
+        <w:t>【C级·参考】</w:t>
+      </w:r>
+      <w:r>
+        <w:rPr>
+          <w:rFonts w:ascii="Times New Roman" w:hAnsi="Times New Roman" w:eastAsia="黑体"/>
+          <w:b w:val="0"/>
+          <w:color w:val="888888"/>
+          <w:sz w:val="24"/>
+        </w:rPr>
+        <w:t>奇瑞将于 10 月 20 日举办全球创新大会，发布首个行业垂域大模型、人形机器人“墨宝”</w:t>
+      </w:r>
+    </w:p>
+    <w:p>
+      <w:r>
+        <w:rPr>
+          <w:rFonts w:ascii="Times New Roman" w:hAnsi="Times New Roman" w:eastAsia="宋体"/>
+          <w:color w:val="888888"/>
+          <w:sz w:val="18"/>
+        </w:rPr>
+        <w:t>来源:IT之家 | 时间:10-19 16:39</w:t>
+      </w:r>
+    </w:p>
+    <w:p>
+      <w:r>
+        <w:rPr>
+          <w:rFonts w:ascii="Times New Roman" w:hAnsi="Times New Roman" w:eastAsia="宋体"/>
+          <w:sz w:val="18"/>
+        </w:rPr>
+        <w:t>链接:</w:t>
+      </w:r>
+      <w:hyperlink r:id="rId15">
+        <w:r>
+          <w:rPr>
+            <w:color w:val="0563C1"/>
+            <w:u w:val="single"/>
+          </w:rPr>
+          <w:t>奇瑞将于 10 月 20 日举办全球创新大会，发布首个行业垂域大模型、人形机器人“墨宝”</w:t>
+        </w:r>
+      </w:hyperlink>
+    </w:p>
+    <w:p>
+      <w:pPr>
+        <w:pStyle w:val="Heading3"/>
+      </w:pPr>
+      <w:r>
+        <w:rPr>
+          <w:rFonts w:ascii="Times New Roman" w:hAnsi="Times New Roman" w:eastAsia="黑体"/>
+          <w:b w:val="0"/>
+          <w:color w:val="888888"/>
+          <w:sz w:val="24"/>
+        </w:rPr>
+        <w:t>【C级·参考】</w:t>
+      </w:r>
+      <w:r>
+        <w:rPr>
+          <w:rFonts w:ascii="Times New Roman" w:hAnsi="Times New Roman" w:eastAsia="黑体"/>
+          <w:b w:val="0"/>
+          <w:color w:val="888888"/>
+          <w:sz w:val="24"/>
+        </w:rPr>
+        <w:t>广交会的开箱时刻：AI眼镜成刚需，机器人给人类开“外挂”</w:t>
+      </w:r>
+    </w:p>
+    <w:p>
+      <w:r>
+        <w:rPr>
+          <w:rFonts w:ascii="Times New Roman" w:hAnsi="Times New Roman" w:eastAsia="宋体"/>
+          <w:color w:val="888888"/>
+          <w:sz w:val="18"/>
+        </w:rPr>
+        <w:t>来源:Bing新闻 | 时间:10-19 11:39</w:t>
+      </w:r>
+    </w:p>
+    <w:p>
+      <w:r>
+        <w:rPr>
+          <w:rFonts w:ascii="Times New Roman" w:hAnsi="Times New Roman" w:eastAsia="宋体"/>
+          <w:sz w:val="18"/>
+        </w:rPr>
+        <w:t>链接:</w:t>
+      </w:r>
+      <w:hyperlink r:id="rId16">
+        <w:r>
+          <w:rPr>
+            <w:color w:val="0563C1"/>
+            <w:u w:val="single"/>
+          </w:rPr>
+          <w:t>广交会的开箱时刻：AI眼镜成刚需，机器人给人类开“外挂”</w:t>
         </w:r>
       </w:hyperlink>
     </w:p>
@@ -397,7 +499,7 @@
         </w:rPr>
         <w:t>链接:</w:t>
       </w:r>
-      <w:hyperlink r:id="rId15">
+      <w:hyperlink r:id="rId17">
         <w:r>
           <w:rPr>
             <w:color w:val="0563C1"/>
@@ -427,7 +529,7 @@
           <w:color w:val="888888"/>
           <w:sz w:val="24"/>
         </w:rPr>
-        <w:t>饭山 PC 推出 AMD 锐龙 AI 7 450 迷你主机：提供指纹识别、SD 读卡器</w:t>
+        <w:t>艾为电子：多款自研芯片应用于Meta系列产品，艾为方案已覆盖超90%的AI眼镜主流品牌</w:t>
       </w:r>
     </w:p>
     <w:p>
@@ -437,7 +539,7 @@
           <w:color w:val="888888"/>
           <w:sz w:val="18"/>
         </w:rPr>
-        <w:t>来源:IT之家 | 时间:10-19 09:52</w:t>
+        <w:t>来源:Bing新闻 | 时间:10-19 03:09</w:t>
       </w:r>
     </w:p>
     <w:p>
@@ -448,13 +550,13 @@
         </w:rPr>
         <w:t>链接:</w:t>
       </w:r>
-      <w:hyperlink r:id="rId16">
+      <w:hyperlink r:id="rId18">
         <w:r>
           <w:rPr>
             <w:color w:val="0563C1"/>
             <w:u w:val="single"/>
           </w:rPr>
-          <w:t>饭山 PC 推出 AMD 锐龙 AI 7 450 迷你主机：提供指纹识别、SD 读卡器</w:t>
+          <w:t>艾为电子：多款自研芯片应用于Meta系列产品，艾为方案已覆盖超90%的AI眼镜主流品牌</w:t>
         </w:r>
       </w:hyperlink>
     </w:p>
@@ -478,7 +580,7 @@
           <w:color w:val="888888"/>
           <w:sz w:val="24"/>
         </w:rPr>
-        <w:t>“货轮在霍尔木兹海峡起火沉没，海面漂满 iPhone”视频系 AI 编造</w:t>
+        <w:t>戴AI眼镜的人越来越多，不戴的人开始有意见了</w:t>
       </w:r>
     </w:p>
     <w:p>
@@ -488,7 +590,7 @@
           <w:color w:val="888888"/>
           <w:sz w:val="18"/>
         </w:rPr>
-        <w:t>来源:IT之家 | 时间:10-19 09:46</w:t>
+        <w:t>来源:Bing新闻 | 时间:10-19 03:02</w:t>
       </w:r>
     </w:p>
     <w:p>
@@ -499,64 +601,13 @@
         </w:rPr>
         <w:t>链接:</w:t>
       </w:r>
-      <w:hyperlink r:id="rId17">
+      <w:hyperlink r:id="rId19">
         <w:r>
           <w:rPr>
             <w:color w:val="0563C1"/>
             <w:u w:val="single"/>
           </w:rPr>
-          <w:t>“货轮在霍尔木兹海峡起火沉没，海面漂满 iPhone”视频系 AI 编造</w:t>
-        </w:r>
-      </w:hyperlink>
-    </w:p>
-    <w:p>
-      <w:pPr>
-        <w:pStyle w:val="Heading3"/>
-      </w:pPr>
-      <w:r>
-        <w:rPr>
-          <w:rFonts w:ascii="Times New Roman" w:hAnsi="Times New Roman" w:eastAsia="黑体"/>
-          <w:b w:val="0"/>
-          <w:color w:val="888888"/>
-          <w:sz w:val="24"/>
-        </w:rPr>
-        <w:t>【C级·参考】</w:t>
-      </w:r>
-      <w:r>
-        <w:rPr>
-          <w:rFonts w:ascii="Times New Roman" w:hAnsi="Times New Roman" w:eastAsia="黑体"/>
-          <w:b w:val="0"/>
-          <w:color w:val="888888"/>
-          <w:sz w:val="24"/>
-        </w:rPr>
-        <w:t>Namecheap just seized and disabled all my domains</w:t>
-      </w:r>
-    </w:p>
-    <w:p>
-      <w:r>
-        <w:rPr>
-          <w:rFonts w:ascii="Times New Roman" w:hAnsi="Times New Roman" w:eastAsia="宋体"/>
-          <w:color w:val="888888"/>
-          <w:sz w:val="18"/>
-        </w:rPr>
-        <w:t>来源:Hacker News | 时间:10-19 00:56</w:t>
-      </w:r>
-    </w:p>
-    <w:p>
-      <w:r>
-        <w:rPr>
-          <w:rFonts w:ascii="Times New Roman" w:hAnsi="Times New Roman" w:eastAsia="宋体"/>
-          <w:sz w:val="18"/>
-        </w:rPr>
-        <w:t>链接:</w:t>
-      </w:r>
-      <w:hyperlink r:id="rId18">
-        <w:r>
-          <w:rPr>
-            <w:color w:val="0563C1"/>
-            <w:u w:val="single"/>
-          </w:rPr>
-          <w:t>Namecheap just seized and disabled all my domains</w:t>
+          <w:t>戴AI眼镜的人越来越多，不戴的人开始有意见了</w:t>
         </w:r>
       </w:hyperlink>
     </w:p>
@@ -601,7 +652,7 @@
         </w:rPr>
         <w:t>链接:</w:t>
       </w:r>
-      <w:hyperlink r:id="rId19">
+      <w:hyperlink r:id="rId20">
         <w:r>
           <w:rPr>
             <w:color w:val="0563C1"/>
@@ -652,7 +703,7 @@
         </w:rPr>
         <w:t>链接:</w:t>
       </w:r>
-      <w:hyperlink r:id="rId20">
+      <w:hyperlink r:id="rId21">
         <w:r>
           <w:rPr>
             <w:color w:val="0563C1"/>
@@ -703,115 +754,13 @@
         </w:rPr>
         <w:t>链接:</w:t>
       </w:r>
-      <w:hyperlink r:id="rId21">
+      <w:hyperlink r:id="rId22">
         <w:r>
           <w:rPr>
             <w:color w:val="0563C1"/>
             <w:u w:val="single"/>
           </w:rPr>
           <w:t>20余家厂商40多款眼镜；AI眼镜的入口混战提前打响</w:t>
-        </w:r>
-      </w:hyperlink>
-    </w:p>
-    <w:p>
-      <w:pPr>
-        <w:pStyle w:val="Heading3"/>
-      </w:pPr>
-      <w:r>
-        <w:rPr>
-          <w:rFonts w:ascii="Times New Roman" w:hAnsi="Times New Roman" w:eastAsia="黑体"/>
-          <w:b w:val="0"/>
-          <w:color w:val="888888"/>
-          <w:sz w:val="24"/>
-        </w:rPr>
-        <w:t>【C级·参考】</w:t>
-      </w:r>
-      <w:r>
-        <w:rPr>
-          <w:rFonts w:ascii="Times New Roman" w:hAnsi="Times New Roman" w:eastAsia="黑体"/>
-          <w:b w:val="0"/>
-          <w:color w:val="888888"/>
-          <w:sz w:val="24"/>
-        </w:rPr>
-        <w:t>千问华南首店落地白鹅潭 多场景体验引发打卡热潮 瞄准全龄刚需 AI眼镜加速走进日常</w:t>
-      </w:r>
-    </w:p>
-    <w:p>
-      <w:r>
-        <w:rPr>
-          <w:rFonts w:ascii="Times New Roman" w:hAnsi="Times New Roman" w:eastAsia="宋体"/>
-          <w:color w:val="888888"/>
-          <w:sz w:val="18"/>
-        </w:rPr>
-        <w:t>来源:Bing新闻 | 时间:10-18 01:00</w:t>
-      </w:r>
-    </w:p>
-    <w:p>
-      <w:r>
-        <w:rPr>
-          <w:rFonts w:ascii="Times New Roman" w:hAnsi="Times New Roman" w:eastAsia="宋体"/>
-          <w:sz w:val="18"/>
-        </w:rPr>
-        <w:t>链接:</w:t>
-      </w:r>
-      <w:hyperlink r:id="rId22">
-        <w:r>
-          <w:rPr>
-            <w:color w:val="0563C1"/>
-            <w:u w:val="single"/>
-          </w:rPr>
-          <w:t>千问华南首店落地白鹅潭 多场景体验引发打卡热潮 瞄准全龄刚需 AI眼镜加速走进日常</w:t>
-        </w:r>
-      </w:hyperlink>
-    </w:p>
-    <w:p>
-      <w:pPr>
-        <w:pStyle w:val="Heading3"/>
-      </w:pPr>
-      <w:r>
-        <w:rPr>
-          <w:rFonts w:ascii="Times New Roman" w:hAnsi="Times New Roman" w:eastAsia="黑体"/>
-          <w:b w:val="0"/>
-          <w:color w:val="888888"/>
-          <w:sz w:val="24"/>
-        </w:rPr>
-        <w:t>【C级·参考】</w:t>
-      </w:r>
-      <w:r>
-        <w:rPr>
-          <w:rFonts w:ascii="Times New Roman" w:hAnsi="Times New Roman" w:eastAsia="黑体"/>
-          <w:b w:val="0"/>
-          <w:color w:val="888888"/>
-          <w:sz w:val="24"/>
-        </w:rPr>
-        <w:t>从“极客玩具”到大众消费品，AI眼镜距离实用还有多远？</w:t>
-      </w:r>
-    </w:p>
-    <w:p>
-      <w:r>
-        <w:rPr>
-          <w:rFonts w:ascii="Times New Roman" w:hAnsi="Times New Roman" w:eastAsia="宋体"/>
-          <w:color w:val="888888"/>
-          <w:sz w:val="18"/>
-        </w:rPr>
-        <w:t>来源:Bing新闻 | 时间:10-17 20:01</w:t>
-      </w:r>
-    </w:p>
-    <w:p>
-      <w:r>
-        <w:rPr>
-          <w:rFonts w:ascii="Times New Roman" w:hAnsi="Times New Roman" w:eastAsia="宋体"/>
-          <w:sz w:val="18"/>
-        </w:rPr>
-        <w:t>链接:</w:t>
-      </w:r>
-      <w:hyperlink r:id="rId23">
-        <w:r>
-          <w:rPr>
-            <w:color w:val="0563C1"/>
-            <w:u w:val="single"/>
-          </w:rPr>
-          <w:t>从“极客玩具”到大众消费品，AI眼镜距离实用还有多远？</w:t>
         </w:r>
       </w:hyperlink>
     </w:p>
@@ -847,7 +796,7 @@
           <w:color w:val="888888"/>
           <w:sz w:val="24"/>
         </w:rPr>
-        <w:t>因阻拦配送机器人，美国费城一女子被警方逮捕</w:t>
+        <w:t>今年上半年我国人形机器人产量超 4 万台，预计全年将突破 10 万台</w:t>
       </w:r>
     </w:p>
     <w:p>
@@ -857,7 +806,7 @@
           <w:color w:val="888888"/>
           <w:sz w:val="18"/>
         </w:rPr>
-        <w:t>来源:IT之家 | 时间:10-19 12:51</w:t>
+        <w:t>来源:IT之家 | 时间:10-19 19:25</w:t>
       </w:r>
     </w:p>
     <w:p>
@@ -868,166 +817,13 @@
         </w:rPr>
         <w:t>链接:</w:t>
       </w:r>
-      <w:hyperlink r:id="rId24">
+      <w:hyperlink r:id="rId23">
         <w:r>
           <w:rPr>
             <w:color w:val="0563C1"/>
             <w:u w:val="single"/>
           </w:rPr>
-          <w:t>因阻拦配送机器人，美国费城一女子被警方逮捕</w:t>
-        </w:r>
-      </w:hyperlink>
-    </w:p>
-    <w:p>
-      <w:pPr>
-        <w:pStyle w:val="Heading3"/>
-      </w:pPr>
-      <w:r>
-        <w:rPr>
-          <w:rFonts w:ascii="Times New Roman" w:hAnsi="Times New Roman" w:eastAsia="黑体"/>
-          <w:b w:val="0"/>
-          <w:color w:val="888888"/>
-          <w:sz w:val="24"/>
-        </w:rPr>
-        <w:t>【C级·参考】</w:t>
-      </w:r>
-      <w:r>
-        <w:rPr>
-          <w:rFonts w:ascii="Times New Roman" w:hAnsi="Times New Roman" w:eastAsia="黑体"/>
-          <w:b w:val="0"/>
-          <w:color w:val="888888"/>
-          <w:sz w:val="24"/>
-        </w:rPr>
-        <w:t>九部门要求加快推进科技兴商：丰富智能手机、电脑、家居、穿戴设备、机器人等供给，加速脑机接口、具身智能等向市场转化</w:t>
-      </w:r>
-    </w:p>
-    <w:p>
-      <w:r>
-        <w:rPr>
-          <w:rFonts w:ascii="Times New Roman" w:hAnsi="Times New Roman" w:eastAsia="宋体"/>
-          <w:color w:val="888888"/>
-          <w:sz w:val="18"/>
-        </w:rPr>
-        <w:t>来源:IT之家 | 时间:10-19 10:30</w:t>
-      </w:r>
-    </w:p>
-    <w:p>
-      <w:r>
-        <w:rPr>
-          <w:rFonts w:ascii="Times New Roman" w:hAnsi="Times New Roman" w:eastAsia="宋体"/>
-          <w:sz w:val="18"/>
-        </w:rPr>
-        <w:t>链接:</w:t>
-      </w:r>
-      <w:hyperlink r:id="rId25">
-        <w:r>
-          <w:rPr>
-            <w:color w:val="0563C1"/>
-            <w:u w:val="single"/>
-          </w:rPr>
-          <w:t>九部门要求加快推进科技兴商：丰富智能手机、电脑、家居、穿戴设备、机器人等供给，加速脑机接口、具身智能等向市场转化</w:t>
-        </w:r>
-      </w:hyperlink>
-    </w:p>
-    <w:p>
-      <w:pPr>
-        <w:pStyle w:val="Heading3"/>
-      </w:pPr>
-      <w:r>
-        <w:rPr>
-          <w:rFonts w:ascii="Times New Roman" w:hAnsi="Times New Roman" w:eastAsia="黑体"/>
-          <w:b w:val="0"/>
-          <w:color w:val="888888"/>
-          <w:sz w:val="24"/>
-        </w:rPr>
-        <w:t>【C级·参考】</w:t>
-      </w:r>
-      <w:r>
-        <w:rPr>
-          <w:rFonts w:ascii="Times New Roman" w:hAnsi="Times New Roman" w:eastAsia="黑体"/>
-          <w:b w:val="0"/>
-          <w:color w:val="888888"/>
-          <w:sz w:val="24"/>
-        </w:rPr>
-        <w:t>今年前三季度国内生产总值同比增长 4.6%，工业机器人产量同比增长 29.1%</w:t>
-      </w:r>
-    </w:p>
-    <w:p>
-      <w:r>
-        <w:rPr>
-          <w:rFonts w:ascii="Times New Roman" w:hAnsi="Times New Roman" w:eastAsia="宋体"/>
-          <w:color w:val="888888"/>
-          <w:sz w:val="18"/>
-        </w:rPr>
-        <w:t>来源:IT之家 | 时间:10-19 10:15</w:t>
-      </w:r>
-    </w:p>
-    <w:p>
-      <w:r>
-        <w:rPr>
-          <w:rFonts w:ascii="Times New Roman" w:hAnsi="Times New Roman" w:eastAsia="宋体"/>
-          <w:sz w:val="18"/>
-        </w:rPr>
-        <w:t>链接:</w:t>
-      </w:r>
-      <w:hyperlink r:id="rId26">
-        <w:r>
-          <w:rPr>
-            <w:color w:val="0563C1"/>
-            <w:u w:val="single"/>
-          </w:rPr>
-          <w:t>今年前三季度国内生产总值同比增长 4.6%，工业机器人产量同比增长 29.1%</w:t>
-        </w:r>
-      </w:hyperlink>
-    </w:p>
-    <w:p>
-      <w:pPr>
-        <w:pStyle w:val="Heading3"/>
-      </w:pPr>
-      <w:r>
-        <w:rPr>
-          <w:rFonts w:ascii="Times New Roman" w:hAnsi="Times New Roman" w:eastAsia="黑体"/>
-          <w:b w:val="0"/>
-          <w:color w:val="888888"/>
-          <w:sz w:val="24"/>
-        </w:rPr>
-        <w:t>【C级·参考】</w:t>
-      </w:r>
-      <w:r>
-        <w:rPr>
-          <w:rFonts w:ascii="Times New Roman" w:hAnsi="Times New Roman" w:eastAsia="黑体"/>
-          <w:b w:val="0"/>
-          <w:color w:val="888888"/>
-          <w:sz w:val="24"/>
-        </w:rPr>
-        <w:t>马斯克：Optimus 人形机器人和 Cybercab 将构成特斯拉绝大部分价值</w:t>
-      </w:r>
-    </w:p>
-    <w:p>
-      <w:r>
-        <w:rPr>
-          <w:rFonts w:ascii="Times New Roman" w:hAnsi="Times New Roman" w:eastAsia="宋体"/>
-          <w:color w:val="888888"/>
-          <w:sz w:val="18"/>
-        </w:rPr>
-        <w:t>来源:IT之家 | 时间:10-19 09:39</w:t>
-      </w:r>
-    </w:p>
-    <w:p>
-      <w:r>
-        <w:rPr>
-          <w:rFonts w:ascii="Times New Roman" w:hAnsi="Times New Roman" w:eastAsia="宋体"/>
-          <w:sz w:val="18"/>
-        </w:rPr>
-        <w:t>链接:</w:t>
-      </w:r>
-      <w:hyperlink r:id="rId27">
-        <w:r>
-          <w:rPr>
-            <w:color w:val="0563C1"/>
-            <w:u w:val="single"/>
-          </w:rPr>
-          <w:t>马斯克：Optimus 人形机器人和 Cybercab 将构成特斯拉绝大部分价值</w:t>
+          <w:t>今年上半年我国人形机器人产量超 4 万台，预计全年将突破 10 万台</w:t>
         </w:r>
       </w:hyperlink>
     </w:p>
@@ -1041,23 +837,6 @@
           <w:sz w:val="28"/>
         </w:rPr>
         <w:t>无人驾驶/低空/智慧出行</w:t>
-      </w:r>
-    </w:p>
-    <w:p>
-      <w:r>
-        <w:t>本线口暂无重要更新</w:t>
-      </w:r>
-    </w:p>
-    <w:p>
-      <w:pPr>
-        <w:pStyle w:val="Heading2"/>
-      </w:pPr>
-      <w:r>
-        <w:rPr>
-          <w:rFonts w:ascii="Times New Roman" w:hAnsi="Times New Roman" w:eastAsia="黑体"/>
-          <w:sz w:val="28"/>
-        </w:rPr>
-        <w:t>电商/直播/即时零售</w:t>
       </w:r>
     </w:p>
     <w:p>
@@ -1080,7 +859,7 @@
           <w:color w:val="888888"/>
           <w:sz w:val="24"/>
         </w:rPr>
-        <w:t>张雪本人在广交会现场拉赞助，长江存储有望对接冠名合作</w:t>
+        <w:t>坚决反对无人机被违规用于非和平目的，商务部回应相关出口管制措施调整</w:t>
       </w:r>
     </w:p>
     <w:p>
@@ -1090,7 +869,7 @@
           <w:color w:val="888888"/>
           <w:sz w:val="18"/>
         </w:rPr>
-        <w:t>来源:IT之家 | 时间:10-19 10:20</w:t>
+        <w:t>来源:IT之家 | 时间:10-19 16:43</w:t>
       </w:r>
     </w:p>
     <w:p>
@@ -1101,15 +880,32 @@
         </w:rPr>
         <w:t>链接:</w:t>
       </w:r>
-      <w:hyperlink r:id="rId28">
+      <w:hyperlink r:id="rId24">
         <w:r>
           <w:rPr>
             <w:color w:val="0563C1"/>
             <w:u w:val="single"/>
           </w:rPr>
-          <w:t>张雪本人在广交会现场拉赞助，长江存储有望对接冠名合作</w:t>
+          <w:t>坚决反对无人机被违规用于非和平目的，商务部回应相关出口管制措施调整</w:t>
         </w:r>
       </w:hyperlink>
+    </w:p>
+    <w:p>
+      <w:pPr>
+        <w:pStyle w:val="Heading2"/>
+      </w:pPr>
+      <w:r>
+        <w:rPr>
+          <w:rFonts w:ascii="Times New Roman" w:hAnsi="Times New Roman" w:eastAsia="黑体"/>
+          <w:sz w:val="28"/>
+        </w:rPr>
+        <w:t>电商/直播/即时零售</w:t>
+      </w:r>
+    </w:p>
+    <w:p>
+      <w:r>
+        <w:t>本线口暂无重要更新</w:t>
+      </w:r>
     </w:p>
     <w:p>
       <w:pPr>
@@ -1143,7 +939,7 @@
           <w:color w:val="888888"/>
           <w:sz w:val="24"/>
         </w:rPr>
-        <w:t>Secretlab 推出 2026《英雄联盟》全球总决赛主舞台同款 TITAN Evo 电竞椅</w:t>
+        <w:t>VGN 联合腾讯天美工作室推出 V98Pro V4 TiMi 限定款机械键盘：带有小云仔发声键帽按钮，首发价 419 元</w:t>
       </w:r>
     </w:p>
     <w:p>
@@ -1153,7 +949,7 @@
           <w:color w:val="888888"/>
           <w:sz w:val="18"/>
         </w:rPr>
-        <w:t>来源:IT之家 | 时间:10-19 13:35</w:t>
+        <w:t>来源:IT之家 | 时间:10-19 20:46</w:t>
       </w:r>
     </w:p>
     <w:p>
@@ -1164,13 +960,13 @@
         </w:rPr>
         <w:t>链接:</w:t>
       </w:r>
-      <w:hyperlink r:id="rId29">
+      <w:hyperlink r:id="rId25">
         <w:r>
           <w:rPr>
             <w:color w:val="0563C1"/>
             <w:u w:val="single"/>
           </w:rPr>
-          <w:t>Secretlab 推出 2026《英雄联盟》全球总决赛主舞台同款 TITAN Evo 电竞椅</w:t>
+          <w:t>VGN 联合腾讯天美工作室推出 V98Pro V4 TiMi 限定款机械键盘：带有小云仔发声键帽按钮，首发价 419 元</w:t>
         </w:r>
       </w:hyperlink>
     </w:p>
@@ -1194,7 +990,7 @@
           <w:color w:val="888888"/>
           <w:sz w:val="24"/>
         </w:rPr>
-        <w:t>腾讯 WorkBuddy 教育公益版上线：全国教师每人每月可领 2000 积分，能连续领 1 年</w:t>
+        <w:t>《沙丘：觉醒》游戏开发商 Funcom 开启新一轮重组，准备裁员</w:t>
       </w:r>
     </w:p>
     <w:p>
@@ -1204,7 +1000,7 @@
           <w:color w:val="888888"/>
           <w:sz w:val="18"/>
         </w:rPr>
-        <w:t>来源:IT之家 | 时间:10-19 11:49</w:t>
+        <w:t>来源:IT之家 | 时间:10-19 19:29</w:t>
       </w:r>
     </w:p>
     <w:p>
@@ -1215,13 +1011,13 @@
         </w:rPr>
         <w:t>链接:</w:t>
       </w:r>
-      <w:hyperlink r:id="rId30">
+      <w:hyperlink r:id="rId26">
         <w:r>
           <w:rPr>
             <w:color w:val="0563C1"/>
             <w:u w:val="single"/>
           </w:rPr>
-          <w:t>腾讯 WorkBuddy 教育公益版上线：全国教师每人每月可领 2000 积分，能连续领 1 年</w:t>
+          <w:t>《沙丘：觉醒》游戏开发商 Funcom 开启新一轮重组，准备裁员</w:t>
         </w:r>
       </w:hyperlink>
     </w:p>
@@ -1245,7 +1041,7 @@
           <w:color w:val="888888"/>
           <w:sz w:val="24"/>
         </w:rPr>
-        <w:t>MIT 研发柔性形状感知薄片，可用于 VR、游戏和康复治疗</w:t>
+        <w:t>爱好者为经典游戏《辐射：新维加斯》推出 New Vegas RTX 光线追踪画面增强模组，支持路径追踪与 DLSS</w:t>
       </w:r>
     </w:p>
     <w:p>
@@ -1255,7 +1051,7 @@
           <w:color w:val="888888"/>
           <w:sz w:val="18"/>
         </w:rPr>
-        <w:t>来源:IT之家 | 时间:10-19 11:18</w:t>
+        <w:t>来源:IT之家 | 时间:10-19 18:56</w:t>
       </w:r>
     </w:p>
     <w:p>
@@ -1266,13 +1062,166 @@
         </w:rPr>
         <w:t>链接:</w:t>
       </w:r>
-      <w:hyperlink r:id="rId31">
+      <w:hyperlink r:id="rId27">
         <w:r>
           <w:rPr>
             <w:color w:val="0563C1"/>
             <w:u w:val="single"/>
           </w:rPr>
-          <w:t>MIT 研发柔性形状感知薄片，可用于 VR、游戏和康复治疗</w:t>
+          <w:t>爱好者为经典游戏《辐射：新维加斯》推出 New Vegas RTX 光线追踪画面增强模组，支持路径追踪与 DLSS</w:t>
+        </w:r>
+      </w:hyperlink>
+    </w:p>
+    <w:p>
+      <w:pPr>
+        <w:pStyle w:val="Heading3"/>
+      </w:pPr>
+      <w:r>
+        <w:rPr>
+          <w:rFonts w:ascii="Times New Roman" w:hAnsi="Times New Roman" w:eastAsia="黑体"/>
+          <w:b w:val="0"/>
+          <w:color w:val="888888"/>
+          <w:sz w:val="24"/>
+        </w:rPr>
+        <w:t>【C级·参考】</w:t>
+      </w:r>
+      <w:r>
+        <w:rPr>
+          <w:rFonts w:ascii="Times New Roman" w:hAnsi="Times New Roman" w:eastAsia="黑体"/>
+          <w:b w:val="0"/>
+          <w:color w:val="888888"/>
+          <w:sz w:val="24"/>
+        </w:rPr>
+        <w:t>经典 Roguelike 游戏《邪恶冥刻》将登陆移动平台，但暂无新 DLC 计划</w:t>
+      </w:r>
+    </w:p>
+    <w:p>
+      <w:r>
+        <w:rPr>
+          <w:rFonts w:ascii="Times New Roman" w:hAnsi="Times New Roman" w:eastAsia="宋体"/>
+          <w:color w:val="888888"/>
+          <w:sz w:val="18"/>
+        </w:rPr>
+        <w:t>来源:IT之家 | 时间:10-19 18:25</w:t>
+      </w:r>
+    </w:p>
+    <w:p>
+      <w:r>
+        <w:rPr>
+          <w:rFonts w:ascii="Times New Roman" w:hAnsi="Times New Roman" w:eastAsia="宋体"/>
+          <w:sz w:val="18"/>
+        </w:rPr>
+        <w:t>链接:</w:t>
+      </w:r>
+      <w:hyperlink r:id="rId28">
+        <w:r>
+          <w:rPr>
+            <w:color w:val="0563C1"/>
+            <w:u w:val="single"/>
+          </w:rPr>
+          <w:t>经典 Roguelike 游戏《邪恶冥刻》将登陆移动平台，但暂无新 DLC 计划</w:t>
+        </w:r>
+      </w:hyperlink>
+    </w:p>
+    <w:p>
+      <w:pPr>
+        <w:pStyle w:val="Heading3"/>
+      </w:pPr>
+      <w:r>
+        <w:rPr>
+          <w:rFonts w:ascii="Times New Roman" w:hAnsi="Times New Roman" w:eastAsia="黑体"/>
+          <w:b w:val="0"/>
+          <w:color w:val="888888"/>
+          <w:sz w:val="24"/>
+        </w:rPr>
+        <w:t>【C级·参考】</w:t>
+      </w:r>
+      <w:r>
+        <w:rPr>
+          <w:rFonts w:ascii="Times New Roman" w:hAnsi="Times New Roman" w:eastAsia="黑体"/>
+          <w:b w:val="0"/>
+          <w:color w:val="888888"/>
+          <w:sz w:val="24"/>
+        </w:rPr>
+        <w:t>黑鲨凤鸣头戴式游戏耳机 Ultra 官宣，10 月 30 日发布</w:t>
+      </w:r>
+    </w:p>
+    <w:p>
+      <w:r>
+        <w:rPr>
+          <w:rFonts w:ascii="Times New Roman" w:hAnsi="Times New Roman" w:eastAsia="宋体"/>
+          <w:color w:val="888888"/>
+          <w:sz w:val="18"/>
+        </w:rPr>
+        <w:t>来源:IT之家 | 时间:10-19 17:56</w:t>
+      </w:r>
+    </w:p>
+    <w:p>
+      <w:r>
+        <w:rPr>
+          <w:rFonts w:ascii="Times New Roman" w:hAnsi="Times New Roman" w:eastAsia="宋体"/>
+          <w:sz w:val="18"/>
+        </w:rPr>
+        <w:t>链接:</w:t>
+      </w:r>
+      <w:hyperlink r:id="rId29">
+        <w:r>
+          <w:rPr>
+            <w:color w:val="0563C1"/>
+            <w:u w:val="single"/>
+          </w:rPr>
+          <w:t>黑鲨凤鸣头戴式游戏耳机 Ultra 官宣，10 月 30 日发布</w:t>
+        </w:r>
+      </w:hyperlink>
+    </w:p>
+    <w:p>
+      <w:pPr>
+        <w:pStyle w:val="Heading3"/>
+      </w:pPr>
+      <w:r>
+        <w:rPr>
+          <w:rFonts w:ascii="Times New Roman" w:hAnsi="Times New Roman" w:eastAsia="黑体"/>
+          <w:b w:val="0"/>
+          <w:color w:val="888888"/>
+          <w:sz w:val="24"/>
+        </w:rPr>
+        <w:t>【C级·参考】</w:t>
+      </w:r>
+      <w:r>
+        <w:rPr>
+          <w:rFonts w:ascii="Times New Roman" w:hAnsi="Times New Roman" w:eastAsia="黑体"/>
+          <w:b w:val="0"/>
+          <w:color w:val="888888"/>
+          <w:sz w:val="24"/>
+        </w:rPr>
+        <w:t>卡普空 3 款作品获金摇杆奖“年度主机游戏”提名：含《鬼武者：剑之道》《识质存在》《生化危机：安魂曲》</w:t>
+      </w:r>
+    </w:p>
+    <w:p>
+      <w:r>
+        <w:rPr>
+          <w:rFonts w:ascii="Times New Roman" w:hAnsi="Times New Roman" w:eastAsia="宋体"/>
+          <w:color w:val="888888"/>
+          <w:sz w:val="18"/>
+        </w:rPr>
+        <w:t>来源:IT之家 | 时间:10-19 16:28</w:t>
+      </w:r>
+    </w:p>
+    <w:p>
+      <w:r>
+        <w:rPr>
+          <w:rFonts w:ascii="Times New Roman" w:hAnsi="Times New Roman" w:eastAsia="宋体"/>
+          <w:sz w:val="18"/>
+        </w:rPr>
+        <w:t>链接:</w:t>
+      </w:r>
+      <w:hyperlink r:id="rId30">
+        <w:r>
+          <w:rPr>
+            <w:color w:val="0563C1"/>
+            <w:u w:val="single"/>
+          </w:rPr>
+          <w:t>卡普空 3 款作品获金摇杆奖“年度主机游戏”提名：含《鬼武者：剑之道》《识质存在》《生化危机：安魂曲》</w:t>
         </w:r>
       </w:hyperlink>
     </w:p>
@@ -1317,64 +1266,13 @@
         </w:rPr>
         <w:t>链接:</w:t>
       </w:r>
-      <w:hyperlink r:id="rId32">
+      <w:hyperlink r:id="rId31">
         <w:r>
           <w:rPr>
             <w:color w:val="0563C1"/>
             <w:u w:val="single"/>
           </w:rPr>
           <w:t>育碧新加坡工作室大裁员！腾讯取消研发“3A大秦刺客信条”意外曝光</w:t>
-        </w:r>
-      </w:hyperlink>
-    </w:p>
-    <w:p>
-      <w:pPr>
-        <w:pStyle w:val="Heading3"/>
-      </w:pPr>
-      <w:r>
-        <w:rPr>
-          <w:rFonts w:ascii="Times New Roman" w:hAnsi="Times New Roman" w:eastAsia="黑体"/>
-          <w:b w:val="0"/>
-          <w:color w:val="888888"/>
-          <w:sz w:val="24"/>
-        </w:rPr>
-        <w:t>【C级·参考】</w:t>
-      </w:r>
-      <w:r>
-        <w:rPr>
-          <w:rFonts w:ascii="Times New Roman" w:hAnsi="Times New Roman" w:eastAsia="黑体"/>
-          <w:b w:val="0"/>
-          <w:color w:val="888888"/>
-          <w:sz w:val="24"/>
-        </w:rPr>
-        <w:t>标准版首次搭载游戏独显 D2：小米 REDMI K100 手机性能配置公布，还有 165Hz 高刷电竞屏</w:t>
-      </w:r>
-    </w:p>
-    <w:p>
-      <w:r>
-        <w:rPr>
-          <w:rFonts w:ascii="Times New Roman" w:hAnsi="Times New Roman" w:eastAsia="宋体"/>
-          <w:color w:val="888888"/>
-          <w:sz w:val="18"/>
-        </w:rPr>
-        <w:t>来源:IT之家 | 时间:10-19 10:34</w:t>
-      </w:r>
-    </w:p>
-    <w:p>
-      <w:r>
-        <w:rPr>
-          <w:rFonts w:ascii="Times New Roman" w:hAnsi="Times New Roman" w:eastAsia="宋体"/>
-          <w:sz w:val="18"/>
-        </w:rPr>
-        <w:t>链接:</w:t>
-      </w:r>
-      <w:hyperlink r:id="rId33">
-        <w:r>
-          <w:rPr>
-            <w:color w:val="0563C1"/>
-            <w:u w:val="single"/>
-          </w:rPr>
-          <w:t>标准版首次搭载游戏独显 D2：小米 REDMI K100 手机性能配置公布，还有 165Hz 高刷电竞屏</w:t>
         </w:r>
       </w:hyperlink>
     </w:p>
@@ -1419,7 +1317,7 @@
         </w:rPr>
         <w:t>链接:</w:t>
       </w:r>
-      <w:hyperlink r:id="rId34">
+      <w:hyperlink r:id="rId32">
         <w:r>
           <w:rPr>
             <w:color w:val="0563C1"/>
@@ -1470,7 +1368,7 @@
         </w:rPr>
         <w:t>链接:</w:t>
       </w:r>
-      <w:hyperlink r:id="rId35">
+      <w:hyperlink r:id="rId33">
         <w:r>
           <w:rPr>
             <w:color w:val="0563C1"/>
@@ -1521,7 +1419,7 @@
         </w:rPr>
         <w:t>链接:</w:t>
       </w:r>
-      <w:hyperlink r:id="rId36">
+      <w:hyperlink r:id="rId34">
         <w:r>
           <w:rPr>
             <w:color w:val="0563C1"/>
@@ -1563,7 +1461,7 @@
           <w:color w:val="888888"/>
           <w:sz w:val="24"/>
         </w:rPr>
-        <w:t>Power Day 理想汽车电动技术发布会定档，李想称深入研究电池核心技术有利于行业发展和消费者</w:t>
+        <w:t>首发即国补：荣耀 Earbuds 耳夹式耳机 499 → 378 元，全天候舒适佩戴</w:t>
       </w:r>
     </w:p>
     <w:p>
@@ -1573,7 +1471,7 @@
           <w:color w:val="888888"/>
           <w:sz w:val="18"/>
         </w:rPr>
-        <w:t>来源:IT之家 | 时间:10-19 10:49</w:t>
+        <w:t>来源:IT之家 | 时间:10-18 23:47</w:t>
       </w:r>
     </w:p>
     <w:p>
@@ -1584,64 +1482,13 @@
         </w:rPr>
         <w:t>链接:</w:t>
       </w:r>
-      <w:hyperlink r:id="rId37">
+      <w:hyperlink r:id="rId35">
         <w:r>
           <w:rPr>
             <w:color w:val="0563C1"/>
             <w:u w:val="single"/>
           </w:rPr>
-          <w:t>Power Day 理想汽车电动技术发布会定档，李想称深入研究电池核心技术有利于行业发展和消费者</w:t>
-        </w:r>
-      </w:hyperlink>
-    </w:p>
-    <w:p>
-      <w:pPr>
-        <w:pStyle w:val="Heading3"/>
-      </w:pPr>
-      <w:r>
-        <w:rPr>
-          <w:rFonts w:ascii="Times New Roman" w:hAnsi="Times New Roman" w:eastAsia="黑体"/>
-          <w:b w:val="0"/>
-          <w:color w:val="888888"/>
-          <w:sz w:val="24"/>
-        </w:rPr>
-        <w:t>【C级·参考】</w:t>
-      </w:r>
-      <w:r>
-        <w:rPr>
-          <w:rFonts w:ascii="Times New Roman" w:hAnsi="Times New Roman" w:eastAsia="黑体"/>
-          <w:b w:val="0"/>
-          <w:color w:val="888888"/>
-          <w:sz w:val="24"/>
-        </w:rPr>
-        <w:t>京东自营联通补贴购：iPhone 17 手机国补后 5170 元近期好价</w:t>
-      </w:r>
-    </w:p>
-    <w:p>
-      <w:r>
-        <w:rPr>
-          <w:rFonts w:ascii="Times New Roman" w:hAnsi="Times New Roman" w:eastAsia="宋体"/>
-          <w:color w:val="888888"/>
-          <w:sz w:val="18"/>
-        </w:rPr>
-        <w:t>来源:IT之家 | 时间:10-19 10:23</w:t>
-      </w:r>
-    </w:p>
-    <w:p>
-      <w:r>
-        <w:rPr>
-          <w:rFonts w:ascii="Times New Roman" w:hAnsi="Times New Roman" w:eastAsia="宋体"/>
-          <w:sz w:val="18"/>
-        </w:rPr>
-        <w:t>链接:</w:t>
-      </w:r>
-      <w:hyperlink r:id="rId38">
-        <w:r>
-          <w:rPr>
-            <w:color w:val="0563C1"/>
-            <w:u w:val="single"/>
-          </w:rPr>
-          <w:t>京东自营联通补贴购：iPhone 17 手机国补后 5170 元近期好价</w:t>
+          <w:t>首发即国补：荣耀 Earbuds 耳夹式耳机 499 → 378 元，全天候舒适佩戴</w:t>
         </w:r>
       </w:hyperlink>
     </w:p>
@@ -1671,7 +1518,7 @@
           <w:rFonts w:ascii="Times New Roman" w:hAnsi="Times New Roman" w:eastAsia="宋体"/>
           <w:sz w:val="18"/>
         </w:rPr>
-        <w:t>IT之家(60)、GameLook(7)、HackerNews(5)、Bing新闻(5)</w:t>
+        <w:t>IT之家(60)、GameLook(7)、HackerNews(7)、Bing新闻(8)</w:t>
       </w:r>
     </w:p>
     <w:p>

--- a/briefings/线口监测午报-2026-10-19.docx
+++ b/briefings/线口监测午报-2026-10-19.docx
@@ -22,7 +22,7 @@
           <w:color w:val="888888"/>
           <w:sz w:val="18"/>
         </w:rPr>
-        <w:t>监测窗口:近48小时 | 生成时间:2026-10-19 22:36</w:t>
+        <w:t>监测窗口:近48小时 | 生成时间:2026-10-19 23:31</w:t>
       </w:r>
     </w:p>
     <w:p>
@@ -70,6 +70,57 @@
           <w:color w:val="888888"/>
           <w:sz w:val="24"/>
         </w:rPr>
+        <w:t>四个谷歌 Gemini 4 Argon 智能体成功击败末影龙通关《我的世界》，耗时 27 小时</w:t>
+      </w:r>
+    </w:p>
+    <w:p>
+      <w:r>
+        <w:rPr>
+          <w:rFonts w:ascii="Times New Roman" w:hAnsi="Times New Roman" w:eastAsia="宋体"/>
+          <w:color w:val="888888"/>
+          <w:sz w:val="18"/>
+        </w:rPr>
+        <w:t>来源:IT之家 | 时间:10-19 23:03</w:t>
+      </w:r>
+    </w:p>
+    <w:p>
+      <w:r>
+        <w:rPr>
+          <w:rFonts w:ascii="Times New Roman" w:hAnsi="Times New Roman" w:eastAsia="宋体"/>
+          <w:sz w:val="18"/>
+        </w:rPr>
+        <w:t>链接:</w:t>
+      </w:r>
+      <w:hyperlink r:id="rId9">
+        <w:r>
+          <w:rPr>
+            <w:color w:val="0563C1"/>
+            <w:u w:val="single"/>
+          </w:rPr>
+          <w:t>四个谷歌 Gemini 4 Argon 智能体成功击败末影龙通关《我的世界》，耗时 27 小时</w:t>
+        </w:r>
+      </w:hyperlink>
+    </w:p>
+    <w:p>
+      <w:pPr>
+        <w:pStyle w:val="Heading3"/>
+      </w:pPr>
+      <w:r>
+        <w:rPr>
+          <w:rFonts w:ascii="Times New Roman" w:hAnsi="Times New Roman" w:eastAsia="黑体"/>
+          <w:b w:val="0"/>
+          <w:color w:val="888888"/>
+          <w:sz w:val="24"/>
+        </w:rPr>
+        <w:t>【C级·参考】</w:t>
+      </w:r>
+      <w:r>
+        <w:rPr>
+          <w:rFonts w:ascii="Times New Roman" w:hAnsi="Times New Roman" w:eastAsia="黑体"/>
+          <w:b w:val="0"/>
+          <w:color w:val="888888"/>
+          <w:sz w:val="24"/>
+        </w:rPr>
         <w:t>古尔曼：苹果正研发室内摄像头，依靠 AI 分析环境</w:t>
       </w:r>
     </w:p>
@@ -91,7 +142,7 @@
         </w:rPr>
         <w:t>链接:</w:t>
       </w:r>
-      <w:hyperlink r:id="rId9">
+      <w:hyperlink r:id="rId10">
         <w:r>
           <w:rPr>
             <w:color w:val="0563C1"/>
@@ -121,7 +172,7 @@
           <w:color w:val="888888"/>
           <w:sz w:val="24"/>
         </w:rPr>
-        <w:t>Harness Engineering 101: The LLM is the brain, the harness is the body</w:t>
+        <w:t>Show HN: Qwen3-4B with the AI writing tics trained out</w:t>
       </w:r>
     </w:p>
     <w:p>
@@ -131,7 +182,7 @@
           <w:color w:val="888888"/>
           <w:sz w:val="18"/>
         </w:rPr>
-        <w:t>来源:Hacker News | 时间:10-19 20:07</w:t>
+        <w:t>来源:Hacker News | 时间:10-19 21:00</w:t>
       </w:r>
     </w:p>
     <w:p>
@@ -142,13 +193,13 @@
         </w:rPr>
         <w:t>链接:</w:t>
       </w:r>
-      <w:hyperlink r:id="rId10">
+      <w:hyperlink r:id="rId11">
         <w:r>
           <w:rPr>
             <w:color w:val="0563C1"/>
             <w:u w:val="single"/>
           </w:rPr>
-          <w:t>Harness Engineering 101: The LLM is the brain, the harness is the body</w:t>
+          <w:t>Show HN: Qwen3-4B with the AI writing tics trained out</w:t>
         </w:r>
       </w:hyperlink>
     </w:p>
@@ -193,7 +244,7 @@
         </w:rPr>
         <w:t>链接:</w:t>
       </w:r>
-      <w:hyperlink r:id="rId11">
+      <w:hyperlink r:id="rId12">
         <w:r>
           <w:rPr>
             <w:color w:val="0563C1"/>
@@ -244,7 +295,7 @@
         </w:rPr>
         <w:t>链接:</w:t>
       </w:r>
-      <w:hyperlink r:id="rId12">
+      <w:hyperlink r:id="rId13">
         <w:r>
           <w:rPr>
             <w:color w:val="0563C1"/>
@@ -295,7 +346,7 @@
         </w:rPr>
         <w:t>链接:</w:t>
       </w:r>
-      <w:hyperlink r:id="rId13">
+      <w:hyperlink r:id="rId14">
         <w:r>
           <w:rPr>
             <w:color w:val="0563C1"/>
@@ -346,64 +397,13 @@
         </w:rPr>
         <w:t>链接:</w:t>
       </w:r>
-      <w:hyperlink r:id="rId14">
+      <w:hyperlink r:id="rId15">
         <w:r>
           <w:rPr>
             <w:color w:val="0563C1"/>
             <w:u w:val="single"/>
           </w:rPr>
           <w:t>国产 AI 历史模拟新游《崇祯模拟器 Demo》上架 Steam，免费试玩</w:t>
-        </w:r>
-      </w:hyperlink>
-    </w:p>
-    <w:p>
-      <w:pPr>
-        <w:pStyle w:val="Heading3"/>
-      </w:pPr>
-      <w:r>
-        <w:rPr>
-          <w:rFonts w:ascii="Times New Roman" w:hAnsi="Times New Roman" w:eastAsia="黑体"/>
-          <w:b w:val="0"/>
-          <w:color w:val="888888"/>
-          <w:sz w:val="24"/>
-        </w:rPr>
-        <w:t>【C级·参考】</w:t>
-      </w:r>
-      <w:r>
-        <w:rPr>
-          <w:rFonts w:ascii="Times New Roman" w:hAnsi="Times New Roman" w:eastAsia="黑体"/>
-          <w:b w:val="0"/>
-          <w:color w:val="888888"/>
-          <w:sz w:val="24"/>
-        </w:rPr>
-        <w:t>奇瑞将于 10 月 20 日举办全球创新大会，发布首个行业垂域大模型、人形机器人“墨宝”</w:t>
-      </w:r>
-    </w:p>
-    <w:p>
-      <w:r>
-        <w:rPr>
-          <w:rFonts w:ascii="Times New Roman" w:hAnsi="Times New Roman" w:eastAsia="宋体"/>
-          <w:color w:val="888888"/>
-          <w:sz w:val="18"/>
-        </w:rPr>
-        <w:t>来源:IT之家 | 时间:10-19 16:39</w:t>
-      </w:r>
-    </w:p>
-    <w:p>
-      <w:r>
-        <w:rPr>
-          <w:rFonts w:ascii="Times New Roman" w:hAnsi="Times New Roman" w:eastAsia="宋体"/>
-          <w:sz w:val="18"/>
-        </w:rPr>
-        <w:t>链接:</w:t>
-      </w:r>
-      <w:hyperlink r:id="rId15">
-        <w:r>
-          <w:rPr>
-            <w:color w:val="0563C1"/>
-            <w:u w:val="single"/>
-          </w:rPr>
-          <w:t>奇瑞将于 10 月 20 日举办全球创新大会，发布首个行业垂域大模型、人形机器人“墨宝”</w:t>
         </w:r>
       </w:hyperlink>
     </w:p>
@@ -529,108 +529,6 @@
           <w:color w:val="888888"/>
           <w:sz w:val="24"/>
         </w:rPr>
-        <w:t>艾为电子：多款自研芯片应用于Meta系列产品，艾为方案已覆盖超90%的AI眼镜主流品牌</w:t>
-      </w:r>
-    </w:p>
-    <w:p>
-      <w:r>
-        <w:rPr>
-          <w:rFonts w:ascii="Times New Roman" w:hAnsi="Times New Roman" w:eastAsia="宋体"/>
-          <w:color w:val="888888"/>
-          <w:sz w:val="18"/>
-        </w:rPr>
-        <w:t>来源:Bing新闻 | 时间:10-19 03:09</w:t>
-      </w:r>
-    </w:p>
-    <w:p>
-      <w:r>
-        <w:rPr>
-          <w:rFonts w:ascii="Times New Roman" w:hAnsi="Times New Roman" w:eastAsia="宋体"/>
-          <w:sz w:val="18"/>
-        </w:rPr>
-        <w:t>链接:</w:t>
-      </w:r>
-      <w:hyperlink r:id="rId18">
-        <w:r>
-          <w:rPr>
-            <w:color w:val="0563C1"/>
-            <w:u w:val="single"/>
-          </w:rPr>
-          <w:t>艾为电子：多款自研芯片应用于Meta系列产品，艾为方案已覆盖超90%的AI眼镜主流品牌</w:t>
-        </w:r>
-      </w:hyperlink>
-    </w:p>
-    <w:p>
-      <w:pPr>
-        <w:pStyle w:val="Heading3"/>
-      </w:pPr>
-      <w:r>
-        <w:rPr>
-          <w:rFonts w:ascii="Times New Roman" w:hAnsi="Times New Roman" w:eastAsia="黑体"/>
-          <w:b w:val="0"/>
-          <w:color w:val="888888"/>
-          <w:sz w:val="24"/>
-        </w:rPr>
-        <w:t>【C级·参考】</w:t>
-      </w:r>
-      <w:r>
-        <w:rPr>
-          <w:rFonts w:ascii="Times New Roman" w:hAnsi="Times New Roman" w:eastAsia="黑体"/>
-          <w:b w:val="0"/>
-          <w:color w:val="888888"/>
-          <w:sz w:val="24"/>
-        </w:rPr>
-        <w:t>戴AI眼镜的人越来越多，不戴的人开始有意见了</w:t>
-      </w:r>
-    </w:p>
-    <w:p>
-      <w:r>
-        <w:rPr>
-          <w:rFonts w:ascii="Times New Roman" w:hAnsi="Times New Roman" w:eastAsia="宋体"/>
-          <w:color w:val="888888"/>
-          <w:sz w:val="18"/>
-        </w:rPr>
-        <w:t>来源:Bing新闻 | 时间:10-19 03:02</w:t>
-      </w:r>
-    </w:p>
-    <w:p>
-      <w:r>
-        <w:rPr>
-          <w:rFonts w:ascii="Times New Roman" w:hAnsi="Times New Roman" w:eastAsia="宋体"/>
-          <w:sz w:val="18"/>
-        </w:rPr>
-        <w:t>链接:</w:t>
-      </w:r>
-      <w:hyperlink r:id="rId19">
-        <w:r>
-          <w:rPr>
-            <w:color w:val="0563C1"/>
-            <w:u w:val="single"/>
-          </w:rPr>
-          <w:t>戴AI眼镜的人越来越多，不戴的人开始有意见了</w:t>
-        </w:r>
-      </w:hyperlink>
-    </w:p>
-    <w:p>
-      <w:pPr>
-        <w:pStyle w:val="Heading3"/>
-      </w:pPr>
-      <w:r>
-        <w:rPr>
-          <w:rFonts w:ascii="Times New Roman" w:hAnsi="Times New Roman" w:eastAsia="黑体"/>
-          <w:b w:val="0"/>
-          <w:color w:val="888888"/>
-          <w:sz w:val="24"/>
-        </w:rPr>
-        <w:t>【C级·参考】</w:t>
-      </w:r>
-      <w:r>
-        <w:rPr>
-          <w:rFonts w:ascii="Times New Roman" w:hAnsi="Times New Roman" w:eastAsia="黑体"/>
-          <w:b w:val="0"/>
-          <w:color w:val="888888"/>
-          <w:sz w:val="24"/>
-        </w:rPr>
         <w:t>阿里AI战事升级：智能眼镜、录音卡密集登场，“AI员工”批量上线打工</w:t>
       </w:r>
     </w:p>
@@ -652,7 +550,7 @@
         </w:rPr>
         <w:t>链接:</w:t>
       </w:r>
-      <w:hyperlink r:id="rId20">
+      <w:hyperlink r:id="rId18">
         <w:r>
           <w:rPr>
             <w:color w:val="0563C1"/>
@@ -703,7 +601,7 @@
         </w:rPr>
         <w:t>链接:</w:t>
       </w:r>
-      <w:hyperlink r:id="rId21">
+      <w:hyperlink r:id="rId19">
         <w:r>
           <w:rPr>
             <w:color w:val="0563C1"/>
@@ -754,13 +652,64 @@
         </w:rPr>
         <w:t>链接:</w:t>
       </w:r>
-      <w:hyperlink r:id="rId22">
+      <w:hyperlink r:id="rId20">
         <w:r>
           <w:rPr>
             <w:color w:val="0563C1"/>
             <w:u w:val="single"/>
           </w:rPr>
           <w:t>20余家厂商40多款眼镜；AI眼镜的入口混战提前打响</w:t>
+        </w:r>
+      </w:hyperlink>
+    </w:p>
+    <w:p>
+      <w:pPr>
+        <w:pStyle w:val="Heading3"/>
+      </w:pPr>
+      <w:r>
+        <w:rPr>
+          <w:rFonts w:ascii="Times New Roman" w:hAnsi="Times New Roman" w:eastAsia="黑体"/>
+          <w:b w:val="0"/>
+          <w:color w:val="888888"/>
+          <w:sz w:val="24"/>
+        </w:rPr>
+        <w:t>【C级·参考】</w:t>
+      </w:r>
+      <w:r>
+        <w:rPr>
+          <w:rFonts w:ascii="Times New Roman" w:hAnsi="Times New Roman" w:eastAsia="黑体"/>
+          <w:b w:val="0"/>
+          <w:color w:val="888888"/>
+          <w:sz w:val="24"/>
+        </w:rPr>
+        <w:t>千问华南首店落地白鹅潭 多场景体验引发打卡热潮 瞄准全龄刚需 AI眼镜加速走进日常</w:t>
+      </w:r>
+    </w:p>
+    <w:p>
+      <w:r>
+        <w:rPr>
+          <w:rFonts w:ascii="Times New Roman" w:hAnsi="Times New Roman" w:eastAsia="宋体"/>
+          <w:color w:val="888888"/>
+          <w:sz w:val="18"/>
+        </w:rPr>
+        <w:t>来源:Bing新闻 | 时间:10-18 01:00</w:t>
+      </w:r>
+    </w:p>
+    <w:p>
+      <w:r>
+        <w:rPr>
+          <w:rFonts w:ascii="Times New Roman" w:hAnsi="Times New Roman" w:eastAsia="宋体"/>
+          <w:sz w:val="18"/>
+        </w:rPr>
+        <w:t>链接:</w:t>
+      </w:r>
+      <w:hyperlink r:id="rId21">
+        <w:r>
+          <w:rPr>
+            <w:color w:val="0563C1"/>
+            <w:u w:val="single"/>
+          </w:rPr>
+          <w:t>千问华南首店落地白鹅潭 多场景体验引发打卡热潮 瞄准全龄刚需 AI眼镜加速走进日常</w:t>
         </w:r>
       </w:hyperlink>
     </w:p>
@@ -817,7 +766,7 @@
         </w:rPr>
         <w:t>链接:</w:t>
       </w:r>
-      <w:hyperlink r:id="rId23">
+      <w:hyperlink r:id="rId22">
         <w:r>
           <w:rPr>
             <w:color w:val="0563C1"/>
@@ -840,55 +789,9 @@
       </w:r>
     </w:p>
     <w:p>
-      <w:pPr>
-        <w:pStyle w:val="Heading3"/>
-      </w:pPr>
       <w:r>
-        <w:rPr>
-          <w:rFonts w:ascii="Times New Roman" w:hAnsi="Times New Roman" w:eastAsia="黑体"/>
-          <w:b w:val="0"/>
-          <w:color w:val="888888"/>
-          <w:sz w:val="24"/>
-        </w:rPr>
-        <w:t>【C级·参考】</w:t>
+        <w:t>本线口暂无重要更新</w:t>
       </w:r>
-      <w:r>
-        <w:rPr>
-          <w:rFonts w:ascii="Times New Roman" w:hAnsi="Times New Roman" w:eastAsia="黑体"/>
-          <w:b w:val="0"/>
-          <w:color w:val="888888"/>
-          <w:sz w:val="24"/>
-        </w:rPr>
-        <w:t>坚决反对无人机被违规用于非和平目的，商务部回应相关出口管制措施调整</w:t>
-      </w:r>
-    </w:p>
-    <w:p>
-      <w:r>
-        <w:rPr>
-          <w:rFonts w:ascii="Times New Roman" w:hAnsi="Times New Roman" w:eastAsia="宋体"/>
-          <w:color w:val="888888"/>
-          <w:sz w:val="18"/>
-        </w:rPr>
-        <w:t>来源:IT之家 | 时间:10-19 16:43</w:t>
-      </w:r>
-    </w:p>
-    <w:p>
-      <w:r>
-        <w:rPr>
-          <w:rFonts w:ascii="Times New Roman" w:hAnsi="Times New Roman" w:eastAsia="宋体"/>
-          <w:sz w:val="18"/>
-        </w:rPr>
-        <w:t>链接:</w:t>
-      </w:r>
-      <w:hyperlink r:id="rId24">
-        <w:r>
-          <w:rPr>
-            <w:color w:val="0563C1"/>
-            <w:u w:val="single"/>
-          </w:rPr>
-          <w:t>坚决反对无人机被违规用于非和平目的，商务部回应相关出口管制措施调整</w:t>
-        </w:r>
-      </w:hyperlink>
     </w:p>
     <w:p>
       <w:pPr>
@@ -960,7 +863,7 @@
         </w:rPr>
         <w:t>链接:</w:t>
       </w:r>
-      <w:hyperlink r:id="rId25">
+      <w:hyperlink r:id="rId23">
         <w:r>
           <w:rPr>
             <w:color w:val="0563C1"/>
@@ -1011,7 +914,7 @@
         </w:rPr>
         <w:t>链接:</w:t>
       </w:r>
-      <w:hyperlink r:id="rId26">
+      <w:hyperlink r:id="rId24">
         <w:r>
           <w:rPr>
             <w:color w:val="0563C1"/>
@@ -1062,7 +965,7 @@
         </w:rPr>
         <w:t>链接:</w:t>
       </w:r>
-      <w:hyperlink r:id="rId27">
+      <w:hyperlink r:id="rId25">
         <w:r>
           <w:rPr>
             <w:color w:val="0563C1"/>
@@ -1113,7 +1016,7 @@
         </w:rPr>
         <w:t>链接:</w:t>
       </w:r>
-      <w:hyperlink r:id="rId28">
+      <w:hyperlink r:id="rId26">
         <w:r>
           <w:rPr>
             <w:color w:val="0563C1"/>
@@ -1164,64 +1067,13 @@
         </w:rPr>
         <w:t>链接:</w:t>
       </w:r>
-      <w:hyperlink r:id="rId29">
+      <w:hyperlink r:id="rId27">
         <w:r>
           <w:rPr>
             <w:color w:val="0563C1"/>
             <w:u w:val="single"/>
           </w:rPr>
           <w:t>黑鲨凤鸣头戴式游戏耳机 Ultra 官宣，10 月 30 日发布</w:t>
-        </w:r>
-      </w:hyperlink>
-    </w:p>
-    <w:p>
-      <w:pPr>
-        <w:pStyle w:val="Heading3"/>
-      </w:pPr>
-      <w:r>
-        <w:rPr>
-          <w:rFonts w:ascii="Times New Roman" w:hAnsi="Times New Roman" w:eastAsia="黑体"/>
-          <w:b w:val="0"/>
-          <w:color w:val="888888"/>
-          <w:sz w:val="24"/>
-        </w:rPr>
-        <w:t>【C级·参考】</w:t>
-      </w:r>
-      <w:r>
-        <w:rPr>
-          <w:rFonts w:ascii="Times New Roman" w:hAnsi="Times New Roman" w:eastAsia="黑体"/>
-          <w:b w:val="0"/>
-          <w:color w:val="888888"/>
-          <w:sz w:val="24"/>
-        </w:rPr>
-        <w:t>卡普空 3 款作品获金摇杆奖“年度主机游戏”提名：含《鬼武者：剑之道》《识质存在》《生化危机：安魂曲》</w:t>
-      </w:r>
-    </w:p>
-    <w:p>
-      <w:r>
-        <w:rPr>
-          <w:rFonts w:ascii="Times New Roman" w:hAnsi="Times New Roman" w:eastAsia="宋体"/>
-          <w:color w:val="888888"/>
-          <w:sz w:val="18"/>
-        </w:rPr>
-        <w:t>来源:IT之家 | 时间:10-19 16:28</w:t>
-      </w:r>
-    </w:p>
-    <w:p>
-      <w:r>
-        <w:rPr>
-          <w:rFonts w:ascii="Times New Roman" w:hAnsi="Times New Roman" w:eastAsia="宋体"/>
-          <w:sz w:val="18"/>
-        </w:rPr>
-        <w:t>链接:</w:t>
-      </w:r>
-      <w:hyperlink r:id="rId30">
-        <w:r>
-          <w:rPr>
-            <w:color w:val="0563C1"/>
-            <w:u w:val="single"/>
-          </w:rPr>
-          <w:t>卡普空 3 款作品获金摇杆奖“年度主机游戏”提名：含《鬼武者：剑之道》《识质存在》《生化危机：安魂曲》</w:t>
         </w:r>
       </w:hyperlink>
     </w:p>
@@ -1266,7 +1118,7 @@
         </w:rPr>
         <w:t>链接:</w:t>
       </w:r>
-      <w:hyperlink r:id="rId31">
+      <w:hyperlink r:id="rId28">
         <w:r>
           <w:rPr>
             <w:color w:val="0563C1"/>
@@ -1317,7 +1169,7 @@
         </w:rPr>
         <w:t>链接:</w:t>
       </w:r>
-      <w:hyperlink r:id="rId32">
+      <w:hyperlink r:id="rId29">
         <w:r>
           <w:rPr>
             <w:color w:val="0563C1"/>
@@ -1368,7 +1220,7 @@
         </w:rPr>
         <w:t>链接:</w:t>
       </w:r>
-      <w:hyperlink r:id="rId33">
+      <w:hyperlink r:id="rId30">
         <w:r>
           <w:rPr>
             <w:color w:val="0563C1"/>
@@ -1419,7 +1271,7 @@
         </w:rPr>
         <w:t>链接:</w:t>
       </w:r>
-      <w:hyperlink r:id="rId34">
+      <w:hyperlink r:id="rId31">
         <w:r>
           <w:rPr>
             <w:color w:val="0563C1"/>
@@ -1482,7 +1334,7 @@
         </w:rPr>
         <w:t>链接:</w:t>
       </w:r>
-      <w:hyperlink r:id="rId35">
+      <w:hyperlink r:id="rId32">
         <w:r>
           <w:rPr>
             <w:color w:val="0563C1"/>
@@ -1518,7 +1370,7 @@
           <w:rFonts w:ascii="Times New Roman" w:hAnsi="Times New Roman" w:eastAsia="宋体"/>
           <w:sz w:val="18"/>
         </w:rPr>
-        <w:t>IT之家(60)、GameLook(7)、HackerNews(7)、Bing新闻(8)</w:t>
+        <w:t>IT之家(60)、GameLook(7)、HackerNews(6)、Bing新闻(6)</w:t>
       </w:r>
     </w:p>
     <w:p>
